--- a/Results/Supplementary/TableS9.docx
+++ b/Results/Supplementary/TableS9.docx
@@ -25,7 +25,7 @@
           <w:szCs w:val="20"/>
           <w:color w:val="000000"/>
         </w:rPr>
-        <w:t xml:space="preserve">Table S9. Univariable association of features with food insecurity (ten strongest per layer) and multivariable comparison of feature layers.</w:t>
+        <w:t xml:space="preserve">Table S9. Univariable association of features with meal-affordability deprivation (ten strongest per layer) and multivariable comparison of feature layers.</w:t>
       </w:r>
     </w:p>
     <w:tbl xmlns:a="http://schemas.openxmlformats.org/drawingml/2006/main" xmlns:pic="http://schemas.openxmlformats.org/drawingml/2006/picture">
